--- a/en/wisdom-stories/eraser-in-marriage.docx
+++ b/en/wisdom-stories/eraser-in-marriage.docx
@@ -14,7 +14,7 @@
           <w:bCs/>
           <w:lang/>
         </w:rPr>
-        <w:t>An Eraser in Marriage</w:t>
+        <w:t>An Eraser for Marriage</w:t>
       </w:r>
     </w:p>
     <w:p>
@@ -300,7 +300,7 @@
         <w:rPr>
           <w:lang/>
         </w:rPr>
-        <w:t>“If you want love and respect, you must both give them freely. When you make a mistake, remember to apologise, put it right and forgive each other. You must each have an eraser.”</w:t>
+        <w:t xml:space="preserve">“If you want love and respect, you must both give them freely. When you make a mistake, remember to apologize, put it right and forgive each other. You must each have an eraser.”</w:t>
       </w:r>
     </w:p>
     <w:p>
@@ -315,7 +315,7 @@
           <w:bCs/>
           <w:lang/>
         </w:rPr>
-        <w:t>Moral: Love and respect in marriage depend not only on forgiving mistakes, but also on recognising and correcting your own. Mutual understanding keeps small hurts from growing into lasting resentment.</w:t>
+        <w:t xml:space="preserve">Moral: Love and respect in marriage depend not only on forgiving mistakes, but also on recognizing and correcting your own. Mutual understanding keeps small hurts from growing into lasting resentment.</w:t>
       </w:r>
     </w:p>
     <w:p>
